--- a/paper/1/02  文献综述（2000字左右）.docx
+++ b/paper/1/02  文献综述（2000字左右）.docx
@@ -1060,13 +1060,23 @@
         <w:t>综合国内外研究现状可以发现，当前WAF研究已经从单点能力转向系统性能力建设。一方面，研究者越来越重视协议适配、代理治理和部署可维护性；另一方面，工程实践也越来越强调运行指标、配置归档、事件审计和与外部安全平台联动。本文课题正是在这一背景下展开，其目标不是重复已有大型产品，而是在毕业设计范围内实现一套结构清晰、功能完整、真实可运行的Rust WAF原型，并对其设计过程进行系统归纳。</w:t>
       </w:r>
     </w:p>
-    <w:p ns2:paraId="33023A46">
+    <w:p ns2:paraId="2B75C6B1">
       <w:pPr>
         <w:numPr>
           <w:ilvl w:val="0"/>
           <w:numId w:val="0"/>
         </w:numPr>
         <w:rPr>
+          <w:rFonts w:hint="default" w:ascii="楷体" w:hAnsi="楷体" w:eastAsia="楷体" w:cs="楷体"/>
+          <w:b/>
+          <w:bCs/>
+          <w:sz w:val="24"/>
+          <w:szCs w:val="24"/>
+          <w:lang w:val="en-US" w:eastAsia="zh-CN"/>
+        </w:rPr>
+      </w:pPr>
+      <w:r>
+        <w:rPr>
           <w:rFonts w:hint="eastAsia" w:ascii="楷体" w:hAnsi="楷体" w:eastAsia="楷体" w:cs="楷体"/>
           <w:b/>
           <w:bCs/>
@@ -1074,8 +1084,15 @@
           <w:szCs w:val="24"/>
           <w:lang w:val="en-US" w:eastAsia="zh-CN"/>
         </w:rPr>
-      </w:pPr>
-      <w:r>
+        <w:t>值得注意的是，很多公开研究虽然会提到多协议支持、规则管理和控制台展示，但真正把这些能力收束进同一套数据模型和统一架构中的并不多。有些项目偏重规则引擎，有些项目偏重代理转发，还有些工作更重视攻击分类而忽略了运维视角。本文课题希望通过一体化实现，把接入、判定、存储、展示和联动这些能力尽量放进同一项目中完成验证。</w:t>
+      </w:r>
+    </w:p>
+    <w:p ns2:paraId="33023A46">
+      <w:pPr>
+        <w:numPr>
+          <w:ilvl w:val="0"/>
+          <w:numId w:val="0"/>
+        </w:numPr>
         <w:rPr>
           <w:rFonts w:hint="eastAsia" w:ascii="楷体" w:hAnsi="楷体" w:eastAsia="楷体" w:cs="楷体"/>
           <w:b/>
@@ -1084,6 +1101,16 @@
           <w:szCs w:val="24"/>
           <w:lang w:val="en-US" w:eastAsia="zh-CN"/>
         </w:rPr>
+      </w:pPr>
+      <w:r>
+        <w:rPr>
+          <w:rFonts w:hint="eastAsia" w:ascii="楷体" w:hAnsi="楷体" w:eastAsia="楷体" w:cs="楷体"/>
+          <w:b/>
+          <w:bCs/>
+          <w:sz w:val="24"/>
+          <w:szCs w:val="24"/>
+          <w:lang w:val="en-US" w:eastAsia="zh-CN"/>
+        </w:rPr>
         <w:t>4 文献评述</w:t>
       </w:r>
     </w:p>
@@ -1225,6 +1252,66 @@
           <w:lang w:val="en-US" w:eastAsia="zh-CN" w:bidi="ar"/>
         </w:rPr>
         <w:t>基于这些观察，本文认为本课题的价值在于做一层“工程化整合”：在吸收现有研究成果的同时，坚持以真实代码为依据、以系统落地为目标，将L4连接治理、L7规则检测、多协议适配、SQLite持久化与Vue控制台管理结合起来，形成一套既有理论依据又能实际运行的Rust WAF实现方案。这样的工作不仅有助于完成毕业设计，也能为后续继续扩展动态热更新、更多防护动作模板和性能压测提供基础。</w:t>
+      </w:r>
+    </w:p>
+    <w:p ns2:paraId="4792A166">
+      <w:pPr>
+        <w:keepNext w:val="0"/>
+        <w:keepLines w:val="0"/>
+        <w:widowControl/>
+        <w:suppressLineNumbers w:val="0"/>
+        <w:jc w:val="left"/>
+      </w:pPr>
+      <w:r>
+        <w:rPr>
+          <w:rFonts w:ascii="黑体" w:hAnsi="宋体" w:eastAsia="黑体" w:cs="黑体"/>
+          <w:color w:val="000000"/>
+          <w:kern w:val="0"/>
+          <w:sz w:val="30"/>
+          <w:szCs w:val="30"/>
+          <w:lang w:val="en-US" w:eastAsia="zh-CN" w:bidi="ar"/>
+        </w:rPr>
+        <w:t>从毕业论文写作角度看，文献综述还承担着“收紧边界”的功能。通过回顾已有研究，本文将课题目标明确限定为轻量级、可本地运行、面向多协议与协同防护的WAF原型，而不是泛泛讨论所有Web安全问题。这样的边界控制有助于后续摘要、总体设计、详细实现、测试分析和结论之间保持稳定对应关系。</w:t>
+      </w:r>
+    </w:p>
+    <w:p ns2:paraId="4792A166">
+      <w:pPr>
+        <w:keepNext w:val="0"/>
+        <w:keepLines w:val="0"/>
+        <w:widowControl/>
+        <w:suppressLineNumbers w:val="0"/>
+        <w:jc w:val="left"/>
+      </w:pPr>
+      <w:r>
+        <w:rPr>
+          <w:rFonts w:ascii="黑体" w:hAnsi="宋体" w:eastAsia="黑体" w:cs="黑体"/>
+          <w:color w:val="000000"/>
+          <w:kern w:val="0"/>
+          <w:sz w:val="30"/>
+          <w:szCs w:val="30"/>
+          <w:lang w:val="en-US" w:eastAsia="zh-CN" w:bidi="ar"/>
+        </w:rPr>
+        <w:t>同时，本文也认识到毕业设计与商业级安全产品之间存在范围差异。前者更强调设计思路是否合理、实现链路是否完整、文档是否真实可对应，后者则更关注长周期运维、海量规则积累和复杂攻防场景。正因为如此，本课题在借鉴现有文献时将坚持“适度实现、如实描述”的原则，不夸大系统能力，也不回避尚未完成的边界，这种写作与实现策略同样是对已有研究的一种理性吸收。</w:t>
+      </w:r>
+    </w:p>
+    <w:p ns2:paraId="4792A166">
+      <w:pPr>
+        <w:keepNext w:val="0"/>
+        <w:keepLines w:val="0"/>
+        <w:widowControl/>
+        <w:suppressLineNumbers w:val="0"/>
+        <w:jc w:val="left"/>
+      </w:pPr>
+      <w:r>
+        <w:rPr>
+          <w:rFonts w:ascii="黑体" w:hAnsi="宋体" w:eastAsia="黑体" w:cs="黑体"/>
+          <w:color w:val="000000"/>
+          <w:kern w:val="0"/>
+          <w:sz w:val="30"/>
+          <w:szCs w:val="30"/>
+          <w:lang w:val="en-US" w:eastAsia="zh-CN" w:bidi="ar"/>
+        </w:rPr>
+        <w:t>进一步来说，文献综述的价值还在于帮助研究者确定哪些能力属于本课题的核心范围，哪些能力应当被明确划为后续扩展。例如，大规模攻击样本训练、商业规则库长期维护、跨集群部署和复杂运维编排等问题虽然也属于WAF领域的重要内容，但并不适合在本科毕业设计阶段追求面面俱到。相比之下，围绕多协议接入、L4/L7协同、规则动作、事件持久化和控制台管理形成一套闭环实现，更符合本课题当前的目标定位，也更容易在论文中做出真实、清晰、可验证的论证。</w:t>
       </w:r>
     </w:p>
     <w:p ns2:paraId="4792A166">
